--- a/Rill/Berkas Sidang/Form_Pernyataan_Revisi_mhs.docx
+++ b/Rill/Berkas Sidang/Form_Pernyataan_Revisi_mhs.docx
@@ -806,6 +806,7 @@
         <w:t xml:space="preserve">., </w:t>
       </w:r>
       <w:proofErr w:type="spellStart"/>
+      <w:proofErr w:type="gramStart"/>
       <w:r>
         <w:rPr>
           <w:sz w:val="23"/>
@@ -814,6 +815,7 @@
         <w:t>M.Kom</w:t>
       </w:r>
       <w:proofErr w:type="spellEnd"/>
+      <w:proofErr w:type="gramEnd"/>
       <w:r>
         <w:rPr>
           <w:sz w:val="23"/>
@@ -1005,7 +1007,21 @@
           <w:sz w:val="22"/>
           <w:szCs w:val="22"/>
         </w:rPr>
-        <w:t xml:space="preserve"> 12 Juni 2026 </w:t>
+        <w:t xml:space="preserve"> 1</w:t>
+      </w:r>
+      <w:r>
+        <w:rPr>
+          <w:sz w:val="22"/>
+          <w:szCs w:val="22"/>
+        </w:rPr>
+        <w:t>3</w:t>
+      </w:r>
+      <w:r>
+        <w:rPr>
+          <w:sz w:val="22"/>
+          <w:szCs w:val="22"/>
+        </w:rPr>
+        <w:t xml:space="preserve"> Juni 2026 </w:t>
       </w:r>
       <w:proofErr w:type="spellStart"/>
       <w:r>
@@ -1024,7 +1040,6 @@
         <w:t xml:space="preserve"> </w:t>
       </w:r>
       <w:proofErr w:type="spellStart"/>
-      <w:proofErr w:type="gramStart"/>
       <w:r>
         <w:rPr>
           <w:sz w:val="22"/>
@@ -1045,15 +1060,14 @@
           <w:sz w:val="22"/>
           <w:szCs w:val="22"/>
         </w:rPr>
-        <w:t>,</w:t>
-      </w:r>
-      <w:proofErr w:type="gramEnd"/>
-      <w:r>
-        <w:rPr>
-          <w:sz w:val="22"/>
-          <w:szCs w:val="22"/>
-        </w:rPr>
-        <w:t xml:space="preserve"> </w:t>
+        <w:t>15 Juli 2026</w:t>
+      </w:r>
+      <w:r>
+        <w:rPr>
+          <w:sz w:val="22"/>
+          <w:szCs w:val="22"/>
+        </w:rPr>
+        <w:t xml:space="preserve">, </w:t>
       </w:r>
       <w:proofErr w:type="spellStart"/>
       <w:r>
